--- a/Development Diary.docx
+++ b/Development Diary.docx
@@ -5,7 +5,9 @@
     <w:sdt>
       <w:sdtPr>
         <w:rPr>
+          <w:rFonts w:eastAsiaTheme="minorHAnsi"/>
           <w:color w:val="4472C4" w:themeColor="accent1"/>
+          <w:lang w:eastAsia="en-US"/>
         </w:rPr>
         <w:id w:val="-576053279"/>
         <w:docPartObj>
@@ -15,9 +17,7 @@
       </w:sdtPr>
       <w:sdtEndPr>
         <w:rPr>
-          <w:rFonts w:eastAsiaTheme="minorHAnsi"/>
           <w:color w:val="auto"/>
-          <w:lang w:eastAsia="en-US"/>
         </w:rPr>
       </w:sdtEndPr>
       <w:sdtContent>
@@ -170,6 +170,7 @@
             <w:dataBinding w:prefixMappings="xmlns:ns0='http://purl.org/dc/elements/1.1/' xmlns:ns1='http://schemas.openxmlformats.org/package/2006/metadata/core-properties' " w:xpath="/ns1:coreProperties[1]/ns0:subject[1]" w:storeItemID="{6C3C8BC8-F283-45AE-878A-BAB7291924A1}"/>
             <w:text/>
           </w:sdtPr>
+          <w:sdtEndPr/>
           <w:sdtContent>
             <w:p>
               <w:pPr>
@@ -187,7 +188,7 @@
                   <w:sz w:val="28"/>
                   <w:szCs w:val="28"/>
                 </w:rPr>
-                <w:t xml:space="preserve">For Greenfield Local Hub </w:t>
+                <w:t>For Greenfield Local Hub</w:t>
               </w:r>
             </w:p>
           </w:sdtContent>
@@ -284,6 +285,7 @@
                                     <w:calendar w:val="gregorian"/>
                                   </w:date>
                                 </w:sdtPr>
+                                <w:sdtEndPr/>
                                 <w:sdtContent>
                                   <w:p>
                                     <w:pPr>
@@ -330,6 +332,7 @@
                                     <w:dataBinding w:prefixMappings="xmlns:ns0='http://schemas.openxmlformats.org/officeDocument/2006/extended-properties' " w:xpath="/ns0:Properties[1]/ns0:Company[1]" w:storeItemID="{6668398D-A668-4E3E-A5EB-62B293D839F1}"/>
                                     <w:text/>
                                   </w:sdtPr>
+                                  <w:sdtEndPr/>
                                   <w:sdtContent>
                                     <w:r>
                                       <w:rPr>
@@ -362,6 +365,7 @@
                                     <w:dataBinding w:prefixMappings="xmlns:ns0='http://schemas.microsoft.com/office/2006/coverPageProps' " w:xpath="/ns0:CoverPageProperties[1]/ns0:CompanyAddress[1]" w:storeItemID="{55AF091B-3C7A-41E3-B477-F2FDAA23CFDA}"/>
                                     <w:text/>
                                   </w:sdtPr>
+                                  <w:sdtEndPr/>
                                   <w:sdtContent>
                                     <w:r>
                                       <w:rPr>
@@ -420,6 +424,7 @@
                               <w:calendar w:val="gregorian"/>
                             </w:date>
                           </w:sdtPr>
+                          <w:sdtEndPr/>
                           <w:sdtContent>
                             <w:p>
                               <w:pPr>
@@ -466,6 +471,7 @@
                               <w:dataBinding w:prefixMappings="xmlns:ns0='http://schemas.openxmlformats.org/officeDocument/2006/extended-properties' " w:xpath="/ns0:Properties[1]/ns0:Company[1]" w:storeItemID="{6668398D-A668-4E3E-A5EB-62B293D839F1}"/>
                               <w:text/>
                             </w:sdtPr>
+                            <w:sdtEndPr/>
                             <w:sdtContent>
                               <w:r>
                                 <w:rPr>
@@ -498,6 +504,7 @@
                               <w:dataBinding w:prefixMappings="xmlns:ns0='http://schemas.microsoft.com/office/2006/coverPageProps' " w:xpath="/ns0:CoverPageProperties[1]/ns0:CompanyAddress[1]" w:storeItemID="{55AF091B-3C7A-41E3-B477-F2FDAA23CFDA}"/>
                               <w:text/>
                             </w:sdtPr>
+                            <w:sdtEndPr/>
                             <w:sdtContent>
                               <w:r>
                                 <w:rPr>
@@ -806,6 +813,7 @@
       </w:pPr>
       <w:r>
         <w:rPr>
+          <w:noProof/>
           <w:sz w:val="28"/>
           <w:szCs w:val="28"/>
         </w:rPr>
@@ -883,6 +891,7 @@
       </w:pPr>
       <w:r>
         <w:rPr>
+          <w:noProof/>
           <w:sz w:val="28"/>
           <w:szCs w:val="28"/>
         </w:rPr>
@@ -940,19 +949,27 @@
           <w:sz w:val="28"/>
           <w:szCs w:val="28"/>
         </w:rPr>
-        <w:t xml:space="preserve">Next, I scaffolded my models as Controllers </w:t>
-      </w:r>
-    </w:p>
-    <w:p>
-      <w:pPr>
-        <w:pStyle w:val="ListParagraph"/>
-        <w:rPr>
-          <w:sz w:val="28"/>
-          <w:szCs w:val="28"/>
-        </w:rPr>
-      </w:pPr>
-      <w:r>
-        <w:rPr>
+        <w:t xml:space="preserve">Next, I scaffolded </w:t>
+      </w:r>
+      <w:r>
+        <w:rPr>
+          <w:sz w:val="28"/>
+          <w:szCs w:val="28"/>
+        </w:rPr>
+        <w:t xml:space="preserve">the models into controllers and views to generate the basic CRUD structure </w:t>
+      </w:r>
+    </w:p>
+    <w:p>
+      <w:pPr>
+        <w:pStyle w:val="ListParagraph"/>
+        <w:rPr>
+          <w:sz w:val="28"/>
+          <w:szCs w:val="28"/>
+        </w:rPr>
+      </w:pPr>
+      <w:r>
+        <w:rPr>
+          <w:noProof/>
           <w:sz w:val="28"/>
           <w:szCs w:val="28"/>
         </w:rPr>
@@ -1011,7 +1028,7 @@
           <w:sz w:val="28"/>
           <w:szCs w:val="28"/>
         </w:rPr>
-        <w:t xml:space="preserve">After that I made my </w:t>
+        <w:t xml:space="preserve">Implemented </w:t>
       </w:r>
       <w:proofErr w:type="spellStart"/>
       <w:r>
@@ -1027,19 +1044,20 @@
           <w:sz w:val="28"/>
           <w:szCs w:val="28"/>
         </w:rPr>
-        <w:t xml:space="preserve"> </w:t>
-      </w:r>
-    </w:p>
-    <w:p>
-      <w:pPr>
-        <w:pStyle w:val="ListParagraph"/>
-        <w:rPr>
-          <w:sz w:val="28"/>
-          <w:szCs w:val="28"/>
-        </w:rPr>
-      </w:pPr>
-      <w:r>
-        <w:rPr>
+        <w:t xml:space="preserve"> to populate the database with initial users, roles, suppliers, and products for testing purpose  </w:t>
+      </w:r>
+    </w:p>
+    <w:p>
+      <w:pPr>
+        <w:pStyle w:val="ListParagraph"/>
+        <w:rPr>
+          <w:sz w:val="28"/>
+          <w:szCs w:val="28"/>
+        </w:rPr>
+      </w:pPr>
+      <w:r>
+        <w:rPr>
+          <w:noProof/>
           <w:sz w:val="28"/>
           <w:szCs w:val="28"/>
         </w:rPr>
@@ -1232,19 +1250,20 @@
           <w:sz w:val="28"/>
           <w:szCs w:val="28"/>
         </w:rPr>
-        <w:t xml:space="preserve">worked on the controllers and views to make certain buttons work on the system. </w:t>
-      </w:r>
-    </w:p>
-    <w:p>
-      <w:pPr>
-        <w:pStyle w:val="ListParagraph"/>
-        <w:rPr>
-          <w:sz w:val="28"/>
-          <w:szCs w:val="28"/>
-        </w:rPr>
-      </w:pPr>
-      <w:r>
-        <w:rPr>
+        <w:t xml:space="preserve">Improved controllers and views to ensure key system functions were working correctly  </w:t>
+      </w:r>
+    </w:p>
+    <w:p>
+      <w:pPr>
+        <w:pStyle w:val="ListParagraph"/>
+        <w:rPr>
+          <w:sz w:val="28"/>
+          <w:szCs w:val="28"/>
+        </w:rPr>
+      </w:pPr>
+      <w:r>
+        <w:rPr>
+          <w:noProof/>
           <w:sz w:val="28"/>
           <w:szCs w:val="28"/>
         </w:rPr>
@@ -1296,6 +1315,7 @@
       </w:pPr>
       <w:r>
         <w:rPr>
+          <w:noProof/>
           <w:sz w:val="28"/>
           <w:szCs w:val="28"/>
         </w:rPr>
@@ -1362,19 +1382,27 @@
           <w:sz w:val="28"/>
           <w:szCs w:val="28"/>
         </w:rPr>
-        <w:t xml:space="preserve">I saved images for the system and implemented it </w:t>
-      </w:r>
-    </w:p>
-    <w:p>
-      <w:pPr>
-        <w:pStyle w:val="ListParagraph"/>
-        <w:rPr>
-          <w:sz w:val="28"/>
-          <w:szCs w:val="28"/>
-        </w:rPr>
-      </w:pPr>
-      <w:r>
-        <w:rPr>
+        <w:t>Added and integrated products images into the application.</w:t>
+      </w:r>
+      <w:r>
+        <w:rPr>
+          <w:sz w:val="28"/>
+          <w:szCs w:val="28"/>
+        </w:rPr>
+        <w:t xml:space="preserve"> </w:t>
+      </w:r>
+    </w:p>
+    <w:p>
+      <w:pPr>
+        <w:pStyle w:val="ListParagraph"/>
+        <w:rPr>
+          <w:sz w:val="28"/>
+          <w:szCs w:val="28"/>
+        </w:rPr>
+      </w:pPr>
+      <w:r>
+        <w:rPr>
+          <w:noProof/>
           <w:sz w:val="28"/>
           <w:szCs w:val="28"/>
         </w:rPr>
@@ -1425,6 +1453,7 @@
       </w:pPr>
       <w:r>
         <w:rPr>
+          <w:noProof/>
           <w:sz w:val="28"/>
           <w:szCs w:val="28"/>
         </w:rPr>
@@ -1482,19 +1511,18 @@
           <w:sz w:val="28"/>
           <w:szCs w:val="28"/>
         </w:rPr>
-        <w:t xml:space="preserve">I added a checkout functionality </w:t>
-      </w:r>
-    </w:p>
-    <w:p>
-      <w:pPr>
-        <w:pStyle w:val="ListParagraph"/>
-        <w:rPr>
-          <w:sz w:val="28"/>
-          <w:szCs w:val="28"/>
-        </w:rPr>
-      </w:pPr>
-      <w:r>
-        <w:rPr>
+        <w:t>I</w:t>
+      </w:r>
+      <w:r>
+        <w:rPr>
+          <w:sz w:val="28"/>
+          <w:szCs w:val="28"/>
+        </w:rPr>
+        <w:t xml:space="preserve">mplemented a basic checkout functionality to allow users to place orders </w:t>
+      </w:r>
+      <w:r>
+        <w:rPr>
+          <w:noProof/>
           <w:sz w:val="28"/>
           <w:szCs w:val="28"/>
         </w:rPr>
@@ -1552,26 +1580,20 @@
           <w:sz w:val="28"/>
           <w:szCs w:val="28"/>
         </w:rPr>
-        <w:t>I also add</w:t>
-      </w:r>
-      <w:r>
-        <w:rPr>
-          <w:sz w:val="28"/>
-          <w:szCs w:val="28"/>
-        </w:rPr>
-        <w:t xml:space="preserve">ed a google sign-in function </w:t>
-      </w:r>
-    </w:p>
-    <w:p>
-      <w:pPr>
-        <w:pStyle w:val="ListParagraph"/>
-        <w:rPr>
-          <w:sz w:val="28"/>
-          <w:szCs w:val="28"/>
-        </w:rPr>
-      </w:pPr>
-      <w:r>
-        <w:rPr>
+        <w:t xml:space="preserve">Integrated Google Sign-in authentication to improve user accessibility and login options </w:t>
+      </w:r>
+    </w:p>
+    <w:p>
+      <w:pPr>
+        <w:pStyle w:val="ListParagraph"/>
+        <w:rPr>
+          <w:sz w:val="28"/>
+          <w:szCs w:val="28"/>
+        </w:rPr>
+      </w:pPr>
+      <w:r>
+        <w:rPr>
+          <w:noProof/>
           <w:sz w:val="28"/>
           <w:szCs w:val="28"/>
         </w:rPr>
@@ -1623,6 +1645,7 @@
       </w:pPr>
       <w:r>
         <w:rPr>
+          <w:noProof/>
           <w:sz w:val="28"/>
           <w:szCs w:val="28"/>
         </w:rPr>
@@ -1665,131 +1688,6 @@
     </w:p>
     <w:p>
       <w:pPr>
-        <w:rPr>
-          <w:sz w:val="28"/>
-          <w:szCs w:val="28"/>
-        </w:rPr>
-      </w:pPr>
-      <w:r>
-        <w:rPr>
-          <w:sz w:val="28"/>
-          <w:szCs w:val="28"/>
-        </w:rPr>
-        <w:t>Tomorrow I Will:</w:t>
-      </w:r>
-    </w:p>
-    <w:p>
-      <w:pPr>
-        <w:pStyle w:val="ListParagraph"/>
-        <w:numPr>
-          <w:ilvl w:val="0"/>
-          <w:numId w:val="2"/>
-        </w:numPr>
-        <w:rPr>
-          <w:sz w:val="28"/>
-          <w:szCs w:val="28"/>
-        </w:rPr>
-      </w:pPr>
-      <w:r>
-        <w:rPr>
-          <w:sz w:val="28"/>
-          <w:szCs w:val="28"/>
-        </w:rPr>
-        <w:t xml:space="preserve">Work on the home Page </w:t>
-      </w:r>
-    </w:p>
-    <w:p>
-      <w:pPr>
-        <w:pStyle w:val="ListParagraph"/>
-        <w:numPr>
-          <w:ilvl w:val="0"/>
-          <w:numId w:val="2"/>
-        </w:numPr>
-        <w:rPr>
-          <w:sz w:val="28"/>
-          <w:szCs w:val="28"/>
-        </w:rPr>
-      </w:pPr>
-      <w:r>
-        <w:rPr>
-          <w:sz w:val="28"/>
-          <w:szCs w:val="28"/>
-        </w:rPr>
-        <w:t xml:space="preserve">Work on the privacy policy page </w:t>
-      </w:r>
-    </w:p>
-    <w:p>
-      <w:pPr>
-        <w:pStyle w:val="ListParagraph"/>
-        <w:numPr>
-          <w:ilvl w:val="0"/>
-          <w:numId w:val="2"/>
-        </w:numPr>
-        <w:rPr>
-          <w:sz w:val="28"/>
-          <w:szCs w:val="28"/>
-        </w:rPr>
-      </w:pPr>
-      <w:r>
-        <w:rPr>
-          <w:sz w:val="28"/>
-          <w:szCs w:val="28"/>
-        </w:rPr>
-        <w:t xml:space="preserve">Add a Supplier Dashboard to the system </w:t>
-      </w:r>
-    </w:p>
-    <w:p>
-      <w:pPr>
-        <w:rPr>
-          <w:sz w:val="28"/>
-          <w:szCs w:val="28"/>
-        </w:rPr>
-      </w:pPr>
-      <w:r>
-        <w:rPr>
-          <w:sz w:val="28"/>
-          <w:szCs w:val="28"/>
-        </w:rPr>
-        <w:t xml:space="preserve">Day 3: </w:t>
-      </w:r>
-    </w:p>
-    <w:p>
-      <w:pPr>
-        <w:rPr>
-          <w:sz w:val="28"/>
-          <w:szCs w:val="28"/>
-        </w:rPr>
-      </w:pPr>
-      <w:r>
-        <w:rPr>
-          <w:sz w:val="28"/>
-          <w:szCs w:val="28"/>
-        </w:rPr>
-        <w:t>Today I:</w:t>
-      </w:r>
-    </w:p>
-    <w:p>
-      <w:pPr>
-        <w:pStyle w:val="ListParagraph"/>
-        <w:numPr>
-          <w:ilvl w:val="0"/>
-          <w:numId w:val="3"/>
-        </w:numPr>
-        <w:rPr>
-          <w:sz w:val="28"/>
-          <w:szCs w:val="28"/>
-        </w:rPr>
-      </w:pPr>
-      <w:r>
-        <w:rPr>
-          <w:sz w:val="28"/>
-          <w:szCs w:val="28"/>
-        </w:rPr>
-        <w:t xml:space="preserve">I added text and flip cards to the home page making it more professional </w:t>
-      </w:r>
-    </w:p>
-    <w:p>
-      <w:pPr>
         <w:pStyle w:val="ListParagraph"/>
         <w:rPr>
           <w:sz w:val="28"/>
@@ -1802,10 +1700,10 @@
           <w:szCs w:val="28"/>
         </w:rPr>
         <w:drawing>
-          <wp:inline distT="0" distB="0" distL="0" distR="0" wp14:anchorId="1EB24088" wp14:editId="75892456">
-            <wp:extent cx="5014803" cy="2619632"/>
-            <wp:effectExtent l="0" t="0" r="0" b="9525"/>
-            <wp:docPr id="14" name="Picture 14"/>
+          <wp:inline distT="0" distB="0" distL="0" distR="0" wp14:anchorId="1F5D9FA4" wp14:editId="6F744A70">
+            <wp:extent cx="5346357" cy="2574260"/>
+            <wp:effectExtent l="0" t="0" r="6985" b="0"/>
+            <wp:docPr id="18" name="Picture 18"/>
             <wp:cNvGraphicFramePr>
               <a:graphicFrameLocks xmlns:a="http://schemas.openxmlformats.org/drawingml/2006/main" noChangeAspect="1"/>
             </wp:cNvGraphicFramePr>
@@ -1825,7 +1723,7 @@
                   <pic:spPr>
                     <a:xfrm>
                       <a:off x="0" y="0"/>
-                      <a:ext cx="5021544" cy="2623153"/>
+                      <a:ext cx="5349039" cy="2575551"/>
                     </a:xfrm>
                     <a:prstGeom prst="rect">
                       <a:avLst/>
@@ -1840,6 +1738,118 @@
     </w:p>
     <w:p>
       <w:pPr>
+        <w:rPr>
+          <w:sz w:val="28"/>
+          <w:szCs w:val="28"/>
+        </w:rPr>
+      </w:pPr>
+      <w:r>
+        <w:rPr>
+          <w:sz w:val="28"/>
+          <w:szCs w:val="28"/>
+        </w:rPr>
+        <w:t>Tomorrow I Will:</w:t>
+      </w:r>
+    </w:p>
+    <w:p>
+      <w:pPr>
+        <w:pStyle w:val="ListParagraph"/>
+        <w:numPr>
+          <w:ilvl w:val="0"/>
+          <w:numId w:val="2"/>
+        </w:numPr>
+        <w:rPr>
+          <w:sz w:val="28"/>
+          <w:szCs w:val="28"/>
+        </w:rPr>
+      </w:pPr>
+      <w:r>
+        <w:rPr>
+          <w:sz w:val="28"/>
+          <w:szCs w:val="28"/>
+        </w:rPr>
+        <w:t xml:space="preserve">Work on the home Page </w:t>
+      </w:r>
+    </w:p>
+    <w:p>
+      <w:pPr>
+        <w:pStyle w:val="ListParagraph"/>
+        <w:numPr>
+          <w:ilvl w:val="0"/>
+          <w:numId w:val="2"/>
+        </w:numPr>
+        <w:rPr>
+          <w:sz w:val="28"/>
+          <w:szCs w:val="28"/>
+        </w:rPr>
+      </w:pPr>
+      <w:r>
+        <w:rPr>
+          <w:sz w:val="28"/>
+          <w:szCs w:val="28"/>
+        </w:rPr>
+        <w:t xml:space="preserve">Develop the Privacy Policy page </w:t>
+      </w:r>
+      <w:r>
+        <w:rPr>
+          <w:sz w:val="28"/>
+          <w:szCs w:val="28"/>
+        </w:rPr>
+        <w:t xml:space="preserve"> </w:t>
+      </w:r>
+    </w:p>
+    <w:p>
+      <w:pPr>
+        <w:pStyle w:val="ListParagraph"/>
+        <w:numPr>
+          <w:ilvl w:val="0"/>
+          <w:numId w:val="2"/>
+        </w:numPr>
+        <w:rPr>
+          <w:sz w:val="28"/>
+          <w:szCs w:val="28"/>
+        </w:rPr>
+      </w:pPr>
+      <w:r>
+        <w:rPr>
+          <w:sz w:val="28"/>
+          <w:szCs w:val="28"/>
+        </w:rPr>
+        <w:t xml:space="preserve">Add a Supplier Dashboard to the system </w:t>
+      </w:r>
+    </w:p>
+    <w:p>
+      <w:pPr>
+        <w:rPr>
+          <w:sz w:val="28"/>
+          <w:szCs w:val="28"/>
+        </w:rPr>
+      </w:pPr>
+      <w:r>
+        <w:rPr>
+          <w:sz w:val="28"/>
+          <w:szCs w:val="28"/>
+        </w:rPr>
+        <w:t xml:space="preserve">Day 3: </w:t>
+      </w:r>
+    </w:p>
+    <w:p>
+      <w:pPr>
+        <w:rPr>
+          <w:sz w:val="28"/>
+          <w:szCs w:val="28"/>
+        </w:rPr>
+      </w:pPr>
+      <w:r>
+        <w:rPr>
+          <w:sz w:val="28"/>
+          <w:szCs w:val="28"/>
+        </w:rPr>
+        <w:t>Today I:</w:t>
+      </w:r>
+    </w:p>
+    <w:p>
+      <w:pPr>
         <w:pStyle w:val="ListParagraph"/>
         <w:numPr>
           <w:ilvl w:val="0"/>
@@ -1855,28 +1865,29 @@
           <w:sz w:val="28"/>
           <w:szCs w:val="28"/>
         </w:rPr>
-        <w:t xml:space="preserve">I worked on the privacy policy page adding information’s about the system and the company </w:t>
-      </w:r>
-    </w:p>
-    <w:p>
-      <w:pPr>
-        <w:pStyle w:val="ListParagraph"/>
-        <w:rPr>
-          <w:sz w:val="28"/>
-          <w:szCs w:val="28"/>
-        </w:rPr>
-      </w:pPr>
-      <w:r>
-        <w:rPr>
+        <w:t xml:space="preserve">Enhanced the home page by adding text content and interactive flip cards to improve visual appeal and professionalism </w:t>
+      </w:r>
+    </w:p>
+    <w:p>
+      <w:pPr>
+        <w:pStyle w:val="ListParagraph"/>
+        <w:rPr>
+          <w:sz w:val="28"/>
+          <w:szCs w:val="28"/>
+        </w:rPr>
+      </w:pPr>
+      <w:r>
+        <w:rPr>
+          <w:noProof/>
           <w:sz w:val="28"/>
           <w:szCs w:val="28"/>
         </w:rPr>
         <w:lastRenderedPageBreak/>
         <w:drawing>
-          <wp:inline distT="0" distB="0" distL="0" distR="0" wp14:anchorId="00C7E8A5" wp14:editId="0B58E497">
-            <wp:extent cx="5132173" cy="2694590"/>
-            <wp:effectExtent l="0" t="0" r="0" b="0"/>
-            <wp:docPr id="15" name="Picture 15"/>
+          <wp:inline distT="0" distB="0" distL="0" distR="0" wp14:anchorId="1EB24088" wp14:editId="75892456">
+            <wp:extent cx="5014803" cy="2619632"/>
+            <wp:effectExtent l="0" t="0" r="0" b="9525"/>
+            <wp:docPr id="14" name="Picture 14"/>
             <wp:cNvGraphicFramePr>
               <a:graphicFrameLocks xmlns:a="http://schemas.openxmlformats.org/drawingml/2006/main" noChangeAspect="1"/>
             </wp:cNvGraphicFramePr>
@@ -1896,7 +1907,7 @@
                   <pic:spPr>
                     <a:xfrm>
                       <a:off x="0" y="0"/>
-                      <a:ext cx="5142726" cy="2700131"/>
+                      <a:ext cx="5021544" cy="2623153"/>
                     </a:xfrm>
                     <a:prstGeom prst="rect">
                       <a:avLst/>
@@ -1912,15 +1923,6 @@
     <w:p>
       <w:pPr>
         <w:pStyle w:val="ListParagraph"/>
-        <w:rPr>
-          <w:sz w:val="28"/>
-          <w:szCs w:val="28"/>
-        </w:rPr>
-      </w:pPr>
-    </w:p>
-    <w:p>
-      <w:pPr>
-        <w:pStyle w:val="ListParagraph"/>
         <w:numPr>
           <w:ilvl w:val="0"/>
           <w:numId w:val="3"/>
@@ -1935,27 +1937,28 @@
           <w:sz w:val="28"/>
           <w:szCs w:val="28"/>
         </w:rPr>
-        <w:t>I made a supplier Dashboard controller and View and also worked on the Supplier Dashboard index page</w:t>
-      </w:r>
-    </w:p>
-    <w:p>
-      <w:pPr>
-        <w:pStyle w:val="ListParagraph"/>
-        <w:rPr>
-          <w:sz w:val="28"/>
-          <w:szCs w:val="28"/>
-        </w:rPr>
-      </w:pPr>
-      <w:r>
-        <w:rPr>
+        <w:t xml:space="preserve">Developed the privacy policy page, adding relevant company system information </w:t>
+      </w:r>
+    </w:p>
+    <w:p>
+      <w:pPr>
+        <w:pStyle w:val="ListParagraph"/>
+        <w:rPr>
+          <w:sz w:val="28"/>
+          <w:szCs w:val="28"/>
+        </w:rPr>
+      </w:pPr>
+      <w:r>
+        <w:rPr>
+          <w:noProof/>
           <w:sz w:val="28"/>
           <w:szCs w:val="28"/>
         </w:rPr>
         <w:drawing>
-          <wp:inline distT="0" distB="0" distL="0" distR="0" wp14:anchorId="5D3BD0A3" wp14:editId="2D7743F0">
-            <wp:extent cx="4744995" cy="1877285"/>
-            <wp:effectExtent l="0" t="0" r="0" b="8890"/>
-            <wp:docPr id="16" name="Picture 16"/>
+          <wp:inline distT="0" distB="0" distL="0" distR="0" wp14:anchorId="00C7E8A5" wp14:editId="0B58E497">
+            <wp:extent cx="5132173" cy="2694590"/>
+            <wp:effectExtent l="0" t="0" r="0" b="0"/>
+            <wp:docPr id="15" name="Picture 15"/>
             <wp:cNvGraphicFramePr>
               <a:graphicFrameLocks xmlns:a="http://schemas.openxmlformats.org/drawingml/2006/main" noChangeAspect="1"/>
             </wp:cNvGraphicFramePr>
@@ -1975,7 +1978,7 @@
                   <pic:spPr>
                     <a:xfrm>
                       <a:off x="0" y="0"/>
-                      <a:ext cx="4766755" cy="1885894"/>
+                      <a:ext cx="5142726" cy="2700131"/>
                     </a:xfrm>
                     <a:prstGeom prst="rect">
                       <a:avLst/>
@@ -1996,16 +1999,46 @@
           <w:szCs w:val="28"/>
         </w:rPr>
       </w:pPr>
-      <w:r>
-        <w:rPr>
+    </w:p>
+    <w:p>
+      <w:pPr>
+        <w:pStyle w:val="ListParagraph"/>
+        <w:numPr>
+          <w:ilvl w:val="0"/>
+          <w:numId w:val="3"/>
+        </w:numPr>
+        <w:rPr>
+          <w:sz w:val="28"/>
+          <w:szCs w:val="28"/>
+        </w:rPr>
+      </w:pPr>
+      <w:r>
+        <w:rPr>
+          <w:sz w:val="28"/>
+          <w:szCs w:val="28"/>
+        </w:rPr>
+        <w:t xml:space="preserve">Created a supplier dashboard controller and view </w:t>
+      </w:r>
+    </w:p>
+    <w:p>
+      <w:pPr>
+        <w:pStyle w:val="ListParagraph"/>
+        <w:rPr>
+          <w:sz w:val="28"/>
+          <w:szCs w:val="28"/>
+        </w:rPr>
+      </w:pPr>
+      <w:r>
+        <w:rPr>
+          <w:noProof/>
           <w:sz w:val="28"/>
           <w:szCs w:val="28"/>
         </w:rPr>
         <w:drawing>
-          <wp:inline distT="0" distB="0" distL="0" distR="0" wp14:anchorId="5270AC5F" wp14:editId="00A8BE3E">
-            <wp:extent cx="4835611" cy="2869972"/>
-            <wp:effectExtent l="0" t="0" r="3175" b="6985"/>
-            <wp:docPr id="17" name="Picture 17"/>
+          <wp:inline distT="0" distB="0" distL="0" distR="0" wp14:anchorId="5D3BD0A3" wp14:editId="2D7743F0">
+            <wp:extent cx="4744995" cy="1877285"/>
+            <wp:effectExtent l="0" t="0" r="0" b="8890"/>
+            <wp:docPr id="16" name="Picture 16"/>
             <wp:cNvGraphicFramePr>
               <a:graphicFrameLocks xmlns:a="http://schemas.openxmlformats.org/drawingml/2006/main" noChangeAspect="1"/>
             </wp:cNvGraphicFramePr>
@@ -2025,6 +2058,58 @@
                   <pic:spPr>
                     <a:xfrm>
                       <a:off x="0" y="0"/>
+                      <a:ext cx="4766755" cy="1885894"/>
+                    </a:xfrm>
+                    <a:prstGeom prst="rect">
+                      <a:avLst/>
+                    </a:prstGeom>
+                  </pic:spPr>
+                </pic:pic>
+              </a:graphicData>
+            </a:graphic>
+          </wp:inline>
+        </w:drawing>
+      </w:r>
+    </w:p>
+    <w:p>
+      <w:pPr>
+        <w:pStyle w:val="ListParagraph"/>
+        <w:rPr>
+          <w:sz w:val="28"/>
+          <w:szCs w:val="28"/>
+        </w:rPr>
+      </w:pPr>
+      <w:r>
+        <w:rPr>
+          <w:noProof/>
+          <w:sz w:val="28"/>
+          <w:szCs w:val="28"/>
+        </w:rPr>
+        <w:lastRenderedPageBreak/>
+        <w:drawing>
+          <wp:inline distT="0" distB="0" distL="0" distR="0" wp14:anchorId="5270AC5F" wp14:editId="00A8BE3E">
+            <wp:extent cx="4835611" cy="2869972"/>
+            <wp:effectExtent l="0" t="0" r="3175" b="6985"/>
+            <wp:docPr id="17" name="Picture 17"/>
+            <wp:cNvGraphicFramePr>
+              <a:graphicFrameLocks xmlns:a="http://schemas.openxmlformats.org/drawingml/2006/main" noChangeAspect="1"/>
+            </wp:cNvGraphicFramePr>
+            <a:graphic xmlns:a="http://schemas.openxmlformats.org/drawingml/2006/main">
+              <a:graphicData uri="http://schemas.openxmlformats.org/drawingml/2006/picture">
+                <pic:pic xmlns:pic="http://schemas.openxmlformats.org/drawingml/2006/picture">
+                  <pic:nvPicPr>
+                    <pic:cNvPr id="1" name=""/>
+                    <pic:cNvPicPr/>
+                  </pic:nvPicPr>
+                  <pic:blipFill>
+                    <a:blip r:embed="rId25"/>
+                    <a:stretch>
+                      <a:fillRect/>
+                    </a:stretch>
+                  </pic:blipFill>
+                  <pic:spPr>
+                    <a:xfrm>
+                      <a:off x="0" y="0"/>
                       <a:ext cx="4841295" cy="2873345"/>
                     </a:xfrm>
                     <a:prstGeom prst="rect">
@@ -2080,8 +2165,7 @@
           <w:sz w:val="28"/>
           <w:szCs w:val="28"/>
         </w:rPr>
-        <w:lastRenderedPageBreak/>
-        <w:t xml:space="preserve">Work on the footer and reduce the size </w:t>
+        <w:t xml:space="preserve">Improve and resize the footer for better layout consistency </w:t>
       </w:r>
     </w:p>
     <w:p>
@@ -2101,7 +2185,7 @@
           <w:sz w:val="28"/>
           <w:szCs w:val="28"/>
         </w:rPr>
-        <w:t xml:space="preserve">Work on the Product Page </w:t>
+        <w:t xml:space="preserve">Further develop the product listing page </w:t>
       </w:r>
     </w:p>
     <w:p>
@@ -2121,11 +2205,21 @@
           <w:sz w:val="28"/>
           <w:szCs w:val="28"/>
         </w:rPr>
-        <w:t xml:space="preserve">Work on the Basket page </w:t>
-      </w:r>
-    </w:p>
-    <w:p>
-      <w:pPr>
+        <w:t>Improve functionality of the basket page</w:t>
+      </w:r>
+    </w:p>
+    <w:p>
+      <w:pPr>
+        <w:pStyle w:val="ListParagraph"/>
+        <w:rPr>
+          <w:sz w:val="28"/>
+          <w:szCs w:val="28"/>
+        </w:rPr>
+      </w:pPr>
+    </w:p>
+    <w:p>
+      <w:pPr>
+        <w:ind w:left="360"/>
         <w:rPr>
           <w:sz w:val="28"/>
           <w:szCs w:val="28"/>
@@ -2137,6 +2231,753 @@
           <w:szCs w:val="28"/>
         </w:rPr>
         <w:t xml:space="preserve">Day 4: </w:t>
+      </w:r>
+    </w:p>
+    <w:p>
+      <w:pPr>
+        <w:rPr>
+          <w:sz w:val="28"/>
+          <w:szCs w:val="28"/>
+        </w:rPr>
+      </w:pPr>
+      <w:r>
+        <w:rPr>
+          <w:sz w:val="28"/>
+          <w:szCs w:val="28"/>
+        </w:rPr>
+        <w:t>Today I:</w:t>
+      </w:r>
+    </w:p>
+    <w:p>
+      <w:pPr>
+        <w:pStyle w:val="ListParagraph"/>
+        <w:numPr>
+          <w:ilvl w:val="0"/>
+          <w:numId w:val="4"/>
+        </w:numPr>
+        <w:rPr>
+          <w:sz w:val="28"/>
+          <w:szCs w:val="28"/>
+        </w:rPr>
+      </w:pPr>
+      <w:r>
+        <w:rPr>
+          <w:sz w:val="28"/>
+          <w:szCs w:val="28"/>
+        </w:rPr>
+        <w:t>R</w:t>
+      </w:r>
+      <w:r>
+        <w:rPr>
+          <w:sz w:val="28"/>
+          <w:szCs w:val="28"/>
+        </w:rPr>
+        <w:t xml:space="preserve">esized and improved the footer design for better user interface balance  </w:t>
+      </w:r>
+      <w:r>
+        <w:rPr>
+          <w:sz w:val="28"/>
+          <w:szCs w:val="28"/>
+        </w:rPr>
+        <w:drawing>
+          <wp:inline distT="0" distB="0" distL="0" distR="0" wp14:anchorId="712ABCFD" wp14:editId="642D157A">
+            <wp:extent cx="5428735" cy="2329436"/>
+            <wp:effectExtent l="0" t="0" r="635" b="0"/>
+            <wp:docPr id="19" name="Picture 19"/>
+            <wp:cNvGraphicFramePr>
+              <a:graphicFrameLocks xmlns:a="http://schemas.openxmlformats.org/drawingml/2006/main" noChangeAspect="1"/>
+            </wp:cNvGraphicFramePr>
+            <a:graphic xmlns:a="http://schemas.openxmlformats.org/drawingml/2006/main">
+              <a:graphicData uri="http://schemas.openxmlformats.org/drawingml/2006/picture">
+                <pic:pic xmlns:pic="http://schemas.openxmlformats.org/drawingml/2006/picture">
+                  <pic:nvPicPr>
+                    <pic:cNvPr id="1" name=""/>
+                    <pic:cNvPicPr/>
+                  </pic:nvPicPr>
+                  <pic:blipFill>
+                    <a:blip r:embed="rId26"/>
+                    <a:stretch>
+                      <a:fillRect/>
+                    </a:stretch>
+                  </pic:blipFill>
+                  <pic:spPr>
+                    <a:xfrm>
+                      <a:off x="0" y="0"/>
+                      <a:ext cx="5430434" cy="2330165"/>
+                    </a:xfrm>
+                    <a:prstGeom prst="rect">
+                      <a:avLst/>
+                    </a:prstGeom>
+                  </pic:spPr>
+                </pic:pic>
+              </a:graphicData>
+            </a:graphic>
+          </wp:inline>
+        </w:drawing>
+      </w:r>
+    </w:p>
+    <w:p>
+      <w:pPr>
+        <w:pStyle w:val="ListParagraph"/>
+        <w:numPr>
+          <w:ilvl w:val="0"/>
+          <w:numId w:val="4"/>
+        </w:numPr>
+        <w:rPr>
+          <w:sz w:val="28"/>
+          <w:szCs w:val="28"/>
+        </w:rPr>
+      </w:pPr>
+      <w:r>
+        <w:rPr>
+          <w:sz w:val="28"/>
+          <w:szCs w:val="28"/>
+        </w:rPr>
+        <w:t xml:space="preserve">Worked </w:t>
+      </w:r>
+      <w:r>
+        <w:rPr>
+          <w:sz w:val="28"/>
+          <w:szCs w:val="28"/>
+        </w:rPr>
+        <w:t xml:space="preserve">on improving the product page layout and usability </w:t>
+      </w:r>
+    </w:p>
+    <w:p>
+      <w:pPr>
+        <w:pStyle w:val="ListParagraph"/>
+        <w:rPr>
+          <w:sz w:val="28"/>
+          <w:szCs w:val="28"/>
+        </w:rPr>
+      </w:pPr>
+    </w:p>
+    <w:p>
+      <w:pPr>
+        <w:pStyle w:val="ListParagraph"/>
+        <w:rPr>
+          <w:sz w:val="28"/>
+          <w:szCs w:val="28"/>
+        </w:rPr>
+      </w:pPr>
+      <w:r>
+        <w:rPr>
+          <w:sz w:val="28"/>
+          <w:szCs w:val="28"/>
+        </w:rPr>
+        <w:lastRenderedPageBreak/>
+        <w:drawing>
+          <wp:inline distT="0" distB="0" distL="0" distR="0" wp14:anchorId="01E793F1" wp14:editId="7EC83C19">
+            <wp:extent cx="5156886" cy="2786981"/>
+            <wp:effectExtent l="0" t="0" r="5715" b="0"/>
+            <wp:docPr id="20" name="Picture 20"/>
+            <wp:cNvGraphicFramePr>
+              <a:graphicFrameLocks xmlns:a="http://schemas.openxmlformats.org/drawingml/2006/main" noChangeAspect="1"/>
+            </wp:cNvGraphicFramePr>
+            <a:graphic xmlns:a="http://schemas.openxmlformats.org/drawingml/2006/main">
+              <a:graphicData uri="http://schemas.openxmlformats.org/drawingml/2006/picture">
+                <pic:pic xmlns:pic="http://schemas.openxmlformats.org/drawingml/2006/picture">
+                  <pic:nvPicPr>
+                    <pic:cNvPr id="1" name=""/>
+                    <pic:cNvPicPr/>
+                  </pic:nvPicPr>
+                  <pic:blipFill>
+                    <a:blip r:embed="rId27"/>
+                    <a:stretch>
+                      <a:fillRect/>
+                    </a:stretch>
+                  </pic:blipFill>
+                  <pic:spPr>
+                    <a:xfrm>
+                      <a:off x="0" y="0"/>
+                      <a:ext cx="5165079" cy="2791409"/>
+                    </a:xfrm>
+                    <a:prstGeom prst="rect">
+                      <a:avLst/>
+                    </a:prstGeom>
+                  </pic:spPr>
+                </pic:pic>
+              </a:graphicData>
+            </a:graphic>
+          </wp:inline>
+        </w:drawing>
+      </w:r>
+    </w:p>
+    <w:p>
+      <w:pPr>
+        <w:pStyle w:val="ListParagraph"/>
+        <w:rPr>
+          <w:sz w:val="28"/>
+          <w:szCs w:val="28"/>
+        </w:rPr>
+      </w:pPr>
+    </w:p>
+    <w:p>
+      <w:pPr>
+        <w:pStyle w:val="ListParagraph"/>
+        <w:numPr>
+          <w:ilvl w:val="0"/>
+          <w:numId w:val="4"/>
+        </w:numPr>
+        <w:rPr>
+          <w:sz w:val="28"/>
+          <w:szCs w:val="28"/>
+        </w:rPr>
+      </w:pPr>
+      <w:r>
+        <w:rPr>
+          <w:sz w:val="28"/>
+          <w:szCs w:val="28"/>
+        </w:rPr>
+        <w:t xml:space="preserve">Worked on the basket Page and also add an authorization function where you have to be logged in before you can view the basket </w:t>
+      </w:r>
+    </w:p>
+    <w:p>
+      <w:pPr>
+        <w:pStyle w:val="ListParagraph"/>
+        <w:rPr>
+          <w:sz w:val="28"/>
+          <w:szCs w:val="28"/>
+        </w:rPr>
+      </w:pPr>
+      <w:r>
+        <w:rPr>
+          <w:sz w:val="28"/>
+          <w:szCs w:val="28"/>
+        </w:rPr>
+        <w:drawing>
+          <wp:inline distT="0" distB="0" distL="0" distR="0" wp14:anchorId="2AEE2080" wp14:editId="00ACEAC2">
+            <wp:extent cx="5082746" cy="2138177"/>
+            <wp:effectExtent l="0" t="0" r="3810" b="0"/>
+            <wp:docPr id="21" name="Picture 21"/>
+            <wp:cNvGraphicFramePr>
+              <a:graphicFrameLocks xmlns:a="http://schemas.openxmlformats.org/drawingml/2006/main" noChangeAspect="1"/>
+            </wp:cNvGraphicFramePr>
+            <a:graphic xmlns:a="http://schemas.openxmlformats.org/drawingml/2006/main">
+              <a:graphicData uri="http://schemas.openxmlformats.org/drawingml/2006/picture">
+                <pic:pic xmlns:pic="http://schemas.openxmlformats.org/drawingml/2006/picture">
+                  <pic:nvPicPr>
+                    <pic:cNvPr id="1" name=""/>
+                    <pic:cNvPicPr/>
+                  </pic:nvPicPr>
+                  <pic:blipFill>
+                    <a:blip r:embed="rId28"/>
+                    <a:stretch>
+                      <a:fillRect/>
+                    </a:stretch>
+                  </pic:blipFill>
+                  <pic:spPr>
+                    <a:xfrm>
+                      <a:off x="0" y="0"/>
+                      <a:ext cx="5087446" cy="2140154"/>
+                    </a:xfrm>
+                    <a:prstGeom prst="rect">
+                      <a:avLst/>
+                    </a:prstGeom>
+                  </pic:spPr>
+                </pic:pic>
+              </a:graphicData>
+            </a:graphic>
+          </wp:inline>
+        </w:drawing>
+      </w:r>
+    </w:p>
+    <w:p>
+      <w:pPr>
+        <w:pStyle w:val="ListParagraph"/>
+        <w:rPr>
+          <w:sz w:val="28"/>
+          <w:szCs w:val="28"/>
+        </w:rPr>
+      </w:pPr>
+      <w:r>
+        <w:rPr>
+          <w:sz w:val="28"/>
+          <w:szCs w:val="28"/>
+        </w:rPr>
+        <w:drawing>
+          <wp:inline distT="0" distB="0" distL="0" distR="0" wp14:anchorId="4AFE31F5" wp14:editId="3365D8F8">
+            <wp:extent cx="5731510" cy="2494280"/>
+            <wp:effectExtent l="0" t="0" r="2540" b="1270"/>
+            <wp:docPr id="22" name="Picture 22"/>
+            <wp:cNvGraphicFramePr>
+              <a:graphicFrameLocks xmlns:a="http://schemas.openxmlformats.org/drawingml/2006/main" noChangeAspect="1"/>
+            </wp:cNvGraphicFramePr>
+            <a:graphic xmlns:a="http://schemas.openxmlformats.org/drawingml/2006/main">
+              <a:graphicData uri="http://schemas.openxmlformats.org/drawingml/2006/picture">
+                <pic:pic xmlns:pic="http://schemas.openxmlformats.org/drawingml/2006/picture">
+                  <pic:nvPicPr>
+                    <pic:cNvPr id="1" name=""/>
+                    <pic:cNvPicPr/>
+                  </pic:nvPicPr>
+                  <pic:blipFill>
+                    <a:blip r:embed="rId29"/>
+                    <a:stretch>
+                      <a:fillRect/>
+                    </a:stretch>
+                  </pic:blipFill>
+                  <pic:spPr>
+                    <a:xfrm>
+                      <a:off x="0" y="0"/>
+                      <a:ext cx="5731510" cy="2494280"/>
+                    </a:xfrm>
+                    <a:prstGeom prst="rect">
+                      <a:avLst/>
+                    </a:prstGeom>
+                  </pic:spPr>
+                </pic:pic>
+              </a:graphicData>
+            </a:graphic>
+          </wp:inline>
+        </w:drawing>
+      </w:r>
+    </w:p>
+    <w:p>
+      <w:pPr>
+        <w:rPr>
+          <w:rFonts w:cstheme="minorHAnsi"/>
+          <w:sz w:val="28"/>
+          <w:szCs w:val="28"/>
+        </w:rPr>
+      </w:pPr>
+      <w:r>
+        <w:rPr>
+          <w:rFonts w:cstheme="minorHAnsi"/>
+          <w:sz w:val="28"/>
+          <w:szCs w:val="28"/>
+        </w:rPr>
+        <w:t>Tomorrow I will:</w:t>
+      </w:r>
+    </w:p>
+    <w:p>
+      <w:pPr>
+        <w:pStyle w:val="ListParagraph"/>
+        <w:numPr>
+          <w:ilvl w:val="0"/>
+          <w:numId w:val="4"/>
+        </w:numPr>
+        <w:spacing w:after="0" w:line="240" w:lineRule="auto"/>
+        <w:rPr>
+          <w:rFonts w:eastAsia="Times New Roman" w:cstheme="minorHAnsi"/>
+          <w:sz w:val="28"/>
+          <w:szCs w:val="28"/>
+          <w:lang w:eastAsia="en-GB"/>
+        </w:rPr>
+      </w:pPr>
+      <w:r>
+        <w:rPr>
+          <w:rFonts w:eastAsia="Times New Roman" w:cstheme="minorHAnsi"/>
+          <w:sz w:val="28"/>
+          <w:szCs w:val="28"/>
+          <w:lang w:eastAsia="en-GB"/>
+        </w:rPr>
+        <w:t xml:space="preserve">Improve overall user experience features across the system. </w:t>
+      </w:r>
+    </w:p>
+    <w:p>
+      <w:pPr>
+        <w:pStyle w:val="ListParagraph"/>
+        <w:numPr>
+          <w:ilvl w:val="0"/>
+          <w:numId w:val="4"/>
+        </w:numPr>
+        <w:spacing w:after="0" w:line="240" w:lineRule="auto"/>
+        <w:rPr>
+          <w:rFonts w:eastAsia="Times New Roman" w:cstheme="minorHAnsi"/>
+          <w:sz w:val="28"/>
+          <w:szCs w:val="28"/>
+          <w:lang w:eastAsia="en-GB"/>
+        </w:rPr>
+      </w:pPr>
+      <w:r>
+        <w:rPr>
+          <w:rFonts w:eastAsia="Times New Roman" w:cstheme="minorHAnsi"/>
+          <w:sz w:val="28"/>
+          <w:szCs w:val="28"/>
+          <w:lang w:eastAsia="en-GB"/>
+        </w:rPr>
+        <w:lastRenderedPageBreak/>
+        <w:t xml:space="preserve">Develop the loyalty rewards page. </w:t>
+      </w:r>
+    </w:p>
+    <w:p>
+      <w:pPr>
+        <w:pStyle w:val="ListParagraph"/>
+        <w:numPr>
+          <w:ilvl w:val="0"/>
+          <w:numId w:val="4"/>
+        </w:numPr>
+        <w:spacing w:after="0" w:line="240" w:lineRule="auto"/>
+        <w:rPr>
+          <w:rFonts w:eastAsia="Times New Roman" w:cstheme="minorHAnsi"/>
+          <w:sz w:val="28"/>
+          <w:szCs w:val="28"/>
+          <w:lang w:eastAsia="en-GB"/>
+        </w:rPr>
+      </w:pPr>
+      <w:r>
+        <w:rPr>
+          <w:rFonts w:eastAsia="Times New Roman" w:cstheme="minorHAnsi"/>
+          <w:sz w:val="28"/>
+          <w:szCs w:val="28"/>
+          <w:lang w:eastAsia="en-GB"/>
+        </w:rPr>
+        <w:t xml:space="preserve">Enhance basket product management functionality. </w:t>
+      </w:r>
+    </w:p>
+    <w:p>
+      <w:pPr>
+        <w:pStyle w:val="ListParagraph"/>
+        <w:numPr>
+          <w:ilvl w:val="0"/>
+          <w:numId w:val="4"/>
+        </w:numPr>
+        <w:rPr>
+          <w:rFonts w:cstheme="minorHAnsi"/>
+          <w:sz w:val="28"/>
+          <w:szCs w:val="28"/>
+        </w:rPr>
+      </w:pPr>
+      <w:r>
+        <w:rPr>
+          <w:rFonts w:eastAsia="Times New Roman" w:cstheme="minorHAnsi"/>
+          <w:sz w:val="28"/>
+          <w:szCs w:val="28"/>
+          <w:lang w:eastAsia="en-GB"/>
+        </w:rPr>
+        <w:t>Work on order product processing and display.</w:t>
+      </w:r>
+    </w:p>
+    <w:p>
+      <w:pPr>
+        <w:rPr>
+          <w:sz w:val="28"/>
+          <w:szCs w:val="28"/>
+        </w:rPr>
+      </w:pPr>
+      <w:r>
+        <w:rPr>
+          <w:sz w:val="28"/>
+          <w:szCs w:val="28"/>
+        </w:rPr>
+        <w:t xml:space="preserve">Day 5: </w:t>
+      </w:r>
+    </w:p>
+    <w:p>
+      <w:pPr>
+        <w:rPr>
+          <w:sz w:val="28"/>
+          <w:szCs w:val="28"/>
+        </w:rPr>
+      </w:pPr>
+      <w:r>
+        <w:rPr>
+          <w:sz w:val="28"/>
+          <w:szCs w:val="28"/>
+        </w:rPr>
+        <w:t xml:space="preserve">Today I: </w:t>
+      </w:r>
+    </w:p>
+    <w:p>
+      <w:pPr>
+        <w:pStyle w:val="ListParagraph"/>
+        <w:numPr>
+          <w:ilvl w:val="0"/>
+          <w:numId w:val="5"/>
+        </w:numPr>
+        <w:rPr>
+          <w:sz w:val="28"/>
+          <w:szCs w:val="28"/>
+        </w:rPr>
+      </w:pPr>
+      <w:r>
+        <w:rPr>
+          <w:sz w:val="28"/>
+          <w:szCs w:val="28"/>
+        </w:rPr>
+        <w:t xml:space="preserve">Added </w:t>
+      </w:r>
+      <w:r>
+        <w:rPr>
+          <w:sz w:val="28"/>
+          <w:szCs w:val="28"/>
+        </w:rPr>
+        <w:t>multiple usability improvements to make the system more user-</w:t>
+      </w:r>
+      <w:r>
+        <w:rPr>
+          <w:sz w:val="28"/>
+          <w:szCs w:val="28"/>
+        </w:rPr>
+        <w:t xml:space="preserve">friendly </w:t>
+      </w:r>
+    </w:p>
+    <w:p>
+      <w:pPr>
+        <w:pStyle w:val="ListParagraph"/>
+        <w:rPr>
+          <w:sz w:val="28"/>
+          <w:szCs w:val="28"/>
+        </w:rPr>
+      </w:pPr>
+      <w:r>
+        <w:rPr>
+          <w:sz w:val="28"/>
+          <w:szCs w:val="28"/>
+        </w:rPr>
+        <w:drawing>
+          <wp:inline distT="0" distB="0" distL="0" distR="0" wp14:anchorId="4F7AA01D" wp14:editId="2E5D49E9">
+            <wp:extent cx="2534004" cy="2467319"/>
+            <wp:effectExtent l="0" t="0" r="0" b="0"/>
+            <wp:docPr id="23" name="Picture 23"/>
+            <wp:cNvGraphicFramePr>
+              <a:graphicFrameLocks xmlns:a="http://schemas.openxmlformats.org/drawingml/2006/main" noChangeAspect="1"/>
+            </wp:cNvGraphicFramePr>
+            <a:graphic xmlns:a="http://schemas.openxmlformats.org/drawingml/2006/main">
+              <a:graphicData uri="http://schemas.openxmlformats.org/drawingml/2006/picture">
+                <pic:pic xmlns:pic="http://schemas.openxmlformats.org/drawingml/2006/picture">
+                  <pic:nvPicPr>
+                    <pic:cNvPr id="1" name=""/>
+                    <pic:cNvPicPr/>
+                  </pic:nvPicPr>
+                  <pic:blipFill>
+                    <a:blip r:embed="rId30"/>
+                    <a:stretch>
+                      <a:fillRect/>
+                    </a:stretch>
+                  </pic:blipFill>
+                  <pic:spPr>
+                    <a:xfrm>
+                      <a:off x="0" y="0"/>
+                      <a:ext cx="2534004" cy="2467319"/>
+                    </a:xfrm>
+                    <a:prstGeom prst="rect">
+                      <a:avLst/>
+                    </a:prstGeom>
+                  </pic:spPr>
+                </pic:pic>
+              </a:graphicData>
+            </a:graphic>
+          </wp:inline>
+        </w:drawing>
+      </w:r>
+    </w:p>
+    <w:p>
+      <w:pPr>
+        <w:pStyle w:val="ListParagraph"/>
+        <w:numPr>
+          <w:ilvl w:val="0"/>
+          <w:numId w:val="5"/>
+        </w:numPr>
+        <w:rPr>
+          <w:sz w:val="28"/>
+          <w:szCs w:val="28"/>
+        </w:rPr>
+      </w:pPr>
+      <w:r>
+        <w:rPr>
+          <w:sz w:val="28"/>
+          <w:szCs w:val="28"/>
+        </w:rPr>
+        <w:t>Developed the loyalty rewards system to track user points and engagement</w:t>
+      </w:r>
+      <w:r>
+        <w:rPr>
+          <w:sz w:val="28"/>
+          <w:szCs w:val="28"/>
+        </w:rPr>
+        <w:drawing>
+          <wp:inline distT="0" distB="0" distL="0" distR="0" wp14:anchorId="0ED6E8BA" wp14:editId="27A7D5EF">
+            <wp:extent cx="5731510" cy="2328545"/>
+            <wp:effectExtent l="0" t="0" r="2540" b="0"/>
+            <wp:docPr id="24" name="Picture 24"/>
+            <wp:cNvGraphicFramePr>
+              <a:graphicFrameLocks xmlns:a="http://schemas.openxmlformats.org/drawingml/2006/main" noChangeAspect="1"/>
+            </wp:cNvGraphicFramePr>
+            <a:graphic xmlns:a="http://schemas.openxmlformats.org/drawingml/2006/main">
+              <a:graphicData uri="http://schemas.openxmlformats.org/drawingml/2006/picture">
+                <pic:pic xmlns:pic="http://schemas.openxmlformats.org/drawingml/2006/picture">
+                  <pic:nvPicPr>
+                    <pic:cNvPr id="1" name=""/>
+                    <pic:cNvPicPr/>
+                  </pic:nvPicPr>
+                  <pic:blipFill>
+                    <a:blip r:embed="rId31"/>
+                    <a:stretch>
+                      <a:fillRect/>
+                    </a:stretch>
+                  </pic:blipFill>
+                  <pic:spPr>
+                    <a:xfrm>
+                      <a:off x="0" y="0"/>
+                      <a:ext cx="5731510" cy="2328545"/>
+                    </a:xfrm>
+                    <a:prstGeom prst="rect">
+                      <a:avLst/>
+                    </a:prstGeom>
+                  </pic:spPr>
+                </pic:pic>
+              </a:graphicData>
+            </a:graphic>
+          </wp:inline>
+        </w:drawing>
+      </w:r>
+    </w:p>
+    <w:p>
+      <w:pPr>
+        <w:pStyle w:val="ListParagraph"/>
+        <w:numPr>
+          <w:ilvl w:val="0"/>
+          <w:numId w:val="5"/>
+        </w:numPr>
+        <w:rPr>
+          <w:sz w:val="28"/>
+          <w:szCs w:val="28"/>
+        </w:rPr>
+      </w:pPr>
+      <w:r>
+        <w:rPr>
+          <w:sz w:val="28"/>
+          <w:szCs w:val="28"/>
+        </w:rPr>
+        <w:t xml:space="preserve">Worked on the basket products page to improve item handling and display </w:t>
+      </w:r>
+    </w:p>
+    <w:p>
+      <w:pPr>
+        <w:pStyle w:val="ListParagraph"/>
+        <w:rPr>
+          <w:sz w:val="28"/>
+          <w:szCs w:val="28"/>
+        </w:rPr>
+      </w:pPr>
+      <w:r>
+        <w:rPr>
+          <w:sz w:val="28"/>
+          <w:szCs w:val="28"/>
+        </w:rPr>
+        <w:lastRenderedPageBreak/>
+        <w:drawing>
+          <wp:inline distT="0" distB="0" distL="0" distR="0" wp14:anchorId="335939CA" wp14:editId="3F81FAA1">
+            <wp:extent cx="5731510" cy="2720340"/>
+            <wp:effectExtent l="0" t="0" r="2540" b="3810"/>
+            <wp:docPr id="25" name="Picture 25"/>
+            <wp:cNvGraphicFramePr>
+              <a:graphicFrameLocks xmlns:a="http://schemas.openxmlformats.org/drawingml/2006/main" noChangeAspect="1"/>
+            </wp:cNvGraphicFramePr>
+            <a:graphic xmlns:a="http://schemas.openxmlformats.org/drawingml/2006/main">
+              <a:graphicData uri="http://schemas.openxmlformats.org/drawingml/2006/picture">
+                <pic:pic xmlns:pic="http://schemas.openxmlformats.org/drawingml/2006/picture">
+                  <pic:nvPicPr>
+                    <pic:cNvPr id="1" name=""/>
+                    <pic:cNvPicPr/>
+                  </pic:nvPicPr>
+                  <pic:blipFill>
+                    <a:blip r:embed="rId32"/>
+                    <a:stretch>
+                      <a:fillRect/>
+                    </a:stretch>
+                  </pic:blipFill>
+                  <pic:spPr>
+                    <a:xfrm>
+                      <a:off x="0" y="0"/>
+                      <a:ext cx="5731510" cy="2720340"/>
+                    </a:xfrm>
+                    <a:prstGeom prst="rect">
+                      <a:avLst/>
+                    </a:prstGeom>
+                  </pic:spPr>
+                </pic:pic>
+              </a:graphicData>
+            </a:graphic>
+          </wp:inline>
+        </w:drawing>
+      </w:r>
+    </w:p>
+    <w:p>
+      <w:pPr>
+        <w:pStyle w:val="ListParagraph"/>
+        <w:rPr>
+          <w:sz w:val="28"/>
+          <w:szCs w:val="28"/>
+        </w:rPr>
+      </w:pPr>
+    </w:p>
+    <w:p>
+      <w:pPr>
+        <w:pStyle w:val="ListParagraph"/>
+        <w:numPr>
+          <w:ilvl w:val="0"/>
+          <w:numId w:val="5"/>
+        </w:numPr>
+        <w:rPr>
+          <w:sz w:val="28"/>
+          <w:szCs w:val="28"/>
+        </w:rPr>
+      </w:pPr>
+      <w:r>
+        <w:rPr>
+          <w:sz w:val="28"/>
+          <w:szCs w:val="28"/>
+        </w:rPr>
+        <w:t xml:space="preserve"> Improved the order products page to enhance order tracking and structure </w:t>
+      </w:r>
+      <w:r>
+        <w:rPr>
+          <w:sz w:val="28"/>
+          <w:szCs w:val="28"/>
+        </w:rPr>
+        <w:drawing>
+          <wp:inline distT="0" distB="0" distL="0" distR="0" wp14:anchorId="57BA6B6B" wp14:editId="54316B4E">
+            <wp:extent cx="5731510" cy="2131060"/>
+            <wp:effectExtent l="0" t="0" r="2540" b="2540"/>
+            <wp:docPr id="26" name="Picture 26"/>
+            <wp:cNvGraphicFramePr>
+              <a:graphicFrameLocks xmlns:a="http://schemas.openxmlformats.org/drawingml/2006/main" noChangeAspect="1"/>
+            </wp:cNvGraphicFramePr>
+            <a:graphic xmlns:a="http://schemas.openxmlformats.org/drawingml/2006/main">
+              <a:graphicData uri="http://schemas.openxmlformats.org/drawingml/2006/picture">
+                <pic:pic xmlns:pic="http://schemas.openxmlformats.org/drawingml/2006/picture">
+                  <pic:nvPicPr>
+                    <pic:cNvPr id="1" name=""/>
+                    <pic:cNvPicPr/>
+                  </pic:nvPicPr>
+                  <pic:blipFill>
+                    <a:blip r:embed="rId33"/>
+                    <a:stretch>
+                      <a:fillRect/>
+                    </a:stretch>
+                  </pic:blipFill>
+                  <pic:spPr>
+                    <a:xfrm>
+                      <a:off x="0" y="0"/>
+                      <a:ext cx="5731510" cy="2131060"/>
+                    </a:xfrm>
+                    <a:prstGeom prst="rect">
+                      <a:avLst/>
+                    </a:prstGeom>
+                  </pic:spPr>
+                </pic:pic>
+              </a:graphicData>
+            </a:graphic>
+          </wp:inline>
+        </w:drawing>
+      </w:r>
+    </w:p>
+    <w:p>
+      <w:pPr>
+        <w:pStyle w:val="ListParagraph"/>
+        <w:rPr>
+          <w:sz w:val="28"/>
+          <w:szCs w:val="28"/>
+        </w:rPr>
+      </w:pPr>
+      <w:r>
+        <w:rPr>
+          <w:sz w:val="28"/>
+          <w:szCs w:val="28"/>
+        </w:rPr>
+        <w:t xml:space="preserve"> </w:t>
       </w:r>
     </w:p>
     <w:sectPr>
@@ -2380,9 +3221,9 @@
     </w:lvl>
   </w:abstractNum>
   <w:abstractNum w:abstractNumId="2" w15:restartNumberingAfterBreak="0">
-    <w:nsid w:val="5AD32B92"/>
+    <w:nsid w:val="56320FBF"/>
     <w:multiLevelType w:val="hybridMultilevel"/>
-    <w:tmpl w:val="8DB60090"/>
+    <w:tmpl w:val="E668D33C"/>
     <w:lvl w:ilvl="0" w:tplc="08090001">
       <w:start w:val="1"/>
       <w:numFmt w:val="bullet"/>
@@ -2492,14 +3333,246 @@
       </w:rPr>
     </w:lvl>
   </w:abstractNum>
+  <w:abstractNum w:abstractNumId="3" w15:restartNumberingAfterBreak="0">
+    <w:nsid w:val="5AD32B92"/>
+    <w:multiLevelType w:val="hybridMultilevel"/>
+    <w:tmpl w:val="C5587126"/>
+    <w:lvl w:ilvl="0" w:tplc="08090001">
+      <w:start w:val="1"/>
+      <w:numFmt w:val="bullet"/>
+      <w:lvlText w:val=""/>
+      <w:lvlJc w:val="left"/>
+      <w:pPr>
+        <w:ind w:left="720" w:hanging="360"/>
+      </w:pPr>
+      <w:rPr>
+        <w:rFonts w:ascii="Symbol" w:hAnsi="Symbol" w:hint="default"/>
+      </w:rPr>
+    </w:lvl>
+    <w:lvl w:ilvl="1" w:tplc="08090003" w:tentative="1">
+      <w:start w:val="1"/>
+      <w:numFmt w:val="bullet"/>
+      <w:lvlText w:val="o"/>
+      <w:lvlJc w:val="left"/>
+      <w:pPr>
+        <w:ind w:left="1440" w:hanging="360"/>
+      </w:pPr>
+      <w:rPr>
+        <w:rFonts w:ascii="Courier New" w:hAnsi="Courier New" w:cs="Courier New" w:hint="default"/>
+      </w:rPr>
+    </w:lvl>
+    <w:lvl w:ilvl="2" w:tplc="08090005" w:tentative="1">
+      <w:start w:val="1"/>
+      <w:numFmt w:val="bullet"/>
+      <w:lvlText w:val=""/>
+      <w:lvlJc w:val="left"/>
+      <w:pPr>
+        <w:ind w:left="2160" w:hanging="360"/>
+      </w:pPr>
+      <w:rPr>
+        <w:rFonts w:ascii="Wingdings" w:hAnsi="Wingdings" w:hint="default"/>
+      </w:rPr>
+    </w:lvl>
+    <w:lvl w:ilvl="3" w:tplc="08090001" w:tentative="1">
+      <w:start w:val="1"/>
+      <w:numFmt w:val="bullet"/>
+      <w:lvlText w:val=""/>
+      <w:lvlJc w:val="left"/>
+      <w:pPr>
+        <w:ind w:left="2880" w:hanging="360"/>
+      </w:pPr>
+      <w:rPr>
+        <w:rFonts w:ascii="Symbol" w:hAnsi="Symbol" w:hint="default"/>
+      </w:rPr>
+    </w:lvl>
+    <w:lvl w:ilvl="4" w:tplc="08090003" w:tentative="1">
+      <w:start w:val="1"/>
+      <w:numFmt w:val="bullet"/>
+      <w:lvlText w:val="o"/>
+      <w:lvlJc w:val="left"/>
+      <w:pPr>
+        <w:ind w:left="3600" w:hanging="360"/>
+      </w:pPr>
+      <w:rPr>
+        <w:rFonts w:ascii="Courier New" w:hAnsi="Courier New" w:cs="Courier New" w:hint="default"/>
+      </w:rPr>
+    </w:lvl>
+    <w:lvl w:ilvl="5" w:tplc="08090005" w:tentative="1">
+      <w:start w:val="1"/>
+      <w:numFmt w:val="bullet"/>
+      <w:lvlText w:val=""/>
+      <w:lvlJc w:val="left"/>
+      <w:pPr>
+        <w:ind w:left="4320" w:hanging="360"/>
+      </w:pPr>
+      <w:rPr>
+        <w:rFonts w:ascii="Wingdings" w:hAnsi="Wingdings" w:hint="default"/>
+      </w:rPr>
+    </w:lvl>
+    <w:lvl w:ilvl="6" w:tplc="08090001" w:tentative="1">
+      <w:start w:val="1"/>
+      <w:numFmt w:val="bullet"/>
+      <w:lvlText w:val=""/>
+      <w:lvlJc w:val="left"/>
+      <w:pPr>
+        <w:ind w:left="5040" w:hanging="360"/>
+      </w:pPr>
+      <w:rPr>
+        <w:rFonts w:ascii="Symbol" w:hAnsi="Symbol" w:hint="default"/>
+      </w:rPr>
+    </w:lvl>
+    <w:lvl w:ilvl="7" w:tplc="08090003" w:tentative="1">
+      <w:start w:val="1"/>
+      <w:numFmt w:val="bullet"/>
+      <w:lvlText w:val="o"/>
+      <w:lvlJc w:val="left"/>
+      <w:pPr>
+        <w:ind w:left="5760" w:hanging="360"/>
+      </w:pPr>
+      <w:rPr>
+        <w:rFonts w:ascii="Courier New" w:hAnsi="Courier New" w:cs="Courier New" w:hint="default"/>
+      </w:rPr>
+    </w:lvl>
+    <w:lvl w:ilvl="8" w:tplc="08090005" w:tentative="1">
+      <w:start w:val="1"/>
+      <w:numFmt w:val="bullet"/>
+      <w:lvlText w:val=""/>
+      <w:lvlJc w:val="left"/>
+      <w:pPr>
+        <w:ind w:left="6480" w:hanging="360"/>
+      </w:pPr>
+      <w:rPr>
+        <w:rFonts w:ascii="Wingdings" w:hAnsi="Wingdings" w:hint="default"/>
+      </w:rPr>
+    </w:lvl>
+  </w:abstractNum>
+  <w:abstractNum w:abstractNumId="4" w15:restartNumberingAfterBreak="0">
+    <w:nsid w:val="6C677933"/>
+    <w:multiLevelType w:val="hybridMultilevel"/>
+    <w:tmpl w:val="70B66500"/>
+    <w:lvl w:ilvl="0" w:tplc="08090001">
+      <w:start w:val="1"/>
+      <w:numFmt w:val="bullet"/>
+      <w:lvlText w:val=""/>
+      <w:lvlJc w:val="left"/>
+      <w:pPr>
+        <w:ind w:left="720" w:hanging="360"/>
+      </w:pPr>
+      <w:rPr>
+        <w:rFonts w:ascii="Symbol" w:hAnsi="Symbol" w:hint="default"/>
+      </w:rPr>
+    </w:lvl>
+    <w:lvl w:ilvl="1" w:tplc="08090003" w:tentative="1">
+      <w:start w:val="1"/>
+      <w:numFmt w:val="bullet"/>
+      <w:lvlText w:val="o"/>
+      <w:lvlJc w:val="left"/>
+      <w:pPr>
+        <w:ind w:left="1440" w:hanging="360"/>
+      </w:pPr>
+      <w:rPr>
+        <w:rFonts w:ascii="Courier New" w:hAnsi="Courier New" w:cs="Courier New" w:hint="default"/>
+      </w:rPr>
+    </w:lvl>
+    <w:lvl w:ilvl="2" w:tplc="08090005" w:tentative="1">
+      <w:start w:val="1"/>
+      <w:numFmt w:val="bullet"/>
+      <w:lvlText w:val=""/>
+      <w:lvlJc w:val="left"/>
+      <w:pPr>
+        <w:ind w:left="2160" w:hanging="360"/>
+      </w:pPr>
+      <w:rPr>
+        <w:rFonts w:ascii="Wingdings" w:hAnsi="Wingdings" w:hint="default"/>
+      </w:rPr>
+    </w:lvl>
+    <w:lvl w:ilvl="3" w:tplc="08090001" w:tentative="1">
+      <w:start w:val="1"/>
+      <w:numFmt w:val="bullet"/>
+      <w:lvlText w:val=""/>
+      <w:lvlJc w:val="left"/>
+      <w:pPr>
+        <w:ind w:left="2880" w:hanging="360"/>
+      </w:pPr>
+      <w:rPr>
+        <w:rFonts w:ascii="Symbol" w:hAnsi="Symbol" w:hint="default"/>
+      </w:rPr>
+    </w:lvl>
+    <w:lvl w:ilvl="4" w:tplc="08090003" w:tentative="1">
+      <w:start w:val="1"/>
+      <w:numFmt w:val="bullet"/>
+      <w:lvlText w:val="o"/>
+      <w:lvlJc w:val="left"/>
+      <w:pPr>
+        <w:ind w:left="3600" w:hanging="360"/>
+      </w:pPr>
+      <w:rPr>
+        <w:rFonts w:ascii="Courier New" w:hAnsi="Courier New" w:cs="Courier New" w:hint="default"/>
+      </w:rPr>
+    </w:lvl>
+    <w:lvl w:ilvl="5" w:tplc="08090005" w:tentative="1">
+      <w:start w:val="1"/>
+      <w:numFmt w:val="bullet"/>
+      <w:lvlText w:val=""/>
+      <w:lvlJc w:val="left"/>
+      <w:pPr>
+        <w:ind w:left="4320" w:hanging="360"/>
+      </w:pPr>
+      <w:rPr>
+        <w:rFonts w:ascii="Wingdings" w:hAnsi="Wingdings" w:hint="default"/>
+      </w:rPr>
+    </w:lvl>
+    <w:lvl w:ilvl="6" w:tplc="08090001" w:tentative="1">
+      <w:start w:val="1"/>
+      <w:numFmt w:val="bullet"/>
+      <w:lvlText w:val=""/>
+      <w:lvlJc w:val="left"/>
+      <w:pPr>
+        <w:ind w:left="5040" w:hanging="360"/>
+      </w:pPr>
+      <w:rPr>
+        <w:rFonts w:ascii="Symbol" w:hAnsi="Symbol" w:hint="default"/>
+      </w:rPr>
+    </w:lvl>
+    <w:lvl w:ilvl="7" w:tplc="08090003" w:tentative="1">
+      <w:start w:val="1"/>
+      <w:numFmt w:val="bullet"/>
+      <w:lvlText w:val="o"/>
+      <w:lvlJc w:val="left"/>
+      <w:pPr>
+        <w:ind w:left="5760" w:hanging="360"/>
+      </w:pPr>
+      <w:rPr>
+        <w:rFonts w:ascii="Courier New" w:hAnsi="Courier New" w:cs="Courier New" w:hint="default"/>
+      </w:rPr>
+    </w:lvl>
+    <w:lvl w:ilvl="8" w:tplc="08090005" w:tentative="1">
+      <w:start w:val="1"/>
+      <w:numFmt w:val="bullet"/>
+      <w:lvlText w:val=""/>
+      <w:lvlJc w:val="left"/>
+      <w:pPr>
+        <w:ind w:left="6480" w:hanging="360"/>
+      </w:pPr>
+      <w:rPr>
+        <w:rFonts w:ascii="Wingdings" w:hAnsi="Wingdings" w:hint="default"/>
+      </w:rPr>
+    </w:lvl>
+  </w:abstractNum>
   <w:num w:numId="1">
-    <w:abstractNumId w:val="2"/>
+    <w:abstractNumId w:val="3"/>
   </w:num>
   <w:num w:numId="2">
     <w:abstractNumId w:val="1"/>
   </w:num>
   <w:num w:numId="3">
     <w:abstractNumId w:val="0"/>
+  </w:num>
+  <w:num w:numId="4">
+    <w:abstractNumId w:val="4"/>
+  </w:num>
+  <w:num w:numId="5">
+    <w:abstractNumId w:val="2"/>
   </w:num>
 </w:numbering>
 </file>
@@ -3104,7 +4177,9 @@
   <w:rsids>
     <w:rsidRoot w:val="00A6177E"/>
     <w:rsid w:val="00771160"/>
+    <w:rsid w:val="0079653E"/>
     <w:rsid w:val="00A6177E"/>
+    <w:rsid w:val="00F0306E"/>
   </w:rsids>
   <m:mathPr>
     <m:mathFont m:val="Cambria Math"/>

--- a/Development Diary.docx
+++ b/Development Diary.docx
@@ -1696,6 +1696,7 @@
       </w:pPr>
       <w:r>
         <w:rPr>
+          <w:noProof/>
           <w:sz w:val="28"/>
           <w:szCs w:val="28"/>
         </w:rPr>
@@ -1878,16 +1879,15 @@
       </w:pPr>
       <w:r>
         <w:rPr>
-          <w:noProof/>
           <w:sz w:val="28"/>
           <w:szCs w:val="28"/>
         </w:rPr>
         <w:lastRenderedPageBreak/>
         <w:drawing>
-          <wp:inline distT="0" distB="0" distL="0" distR="0" wp14:anchorId="1EB24088" wp14:editId="75892456">
-            <wp:extent cx="5014803" cy="2619632"/>
-            <wp:effectExtent l="0" t="0" r="0" b="9525"/>
-            <wp:docPr id="14" name="Picture 14"/>
+          <wp:inline distT="0" distB="0" distL="0" distR="0" wp14:anchorId="68A7AA48" wp14:editId="74E435F7">
+            <wp:extent cx="5731510" cy="3291840"/>
+            <wp:effectExtent l="0" t="0" r="2540" b="3810"/>
+            <wp:docPr id="27" name="Picture 27"/>
             <wp:cNvGraphicFramePr>
               <a:graphicFrameLocks xmlns:a="http://schemas.openxmlformats.org/drawingml/2006/main" noChangeAspect="1"/>
             </wp:cNvGraphicFramePr>
@@ -1907,7 +1907,7 @@
                   <pic:spPr>
                     <a:xfrm>
                       <a:off x="0" y="0"/>
-                      <a:ext cx="5021544" cy="2623153"/>
+                      <a:ext cx="5731510" cy="3291840"/>
                     </a:xfrm>
                     <a:prstGeom prst="rect">
                       <a:avLst/>
@@ -2034,6 +2034,7 @@
           <w:sz w:val="28"/>
           <w:szCs w:val="28"/>
         </w:rPr>
+        <w:lastRenderedPageBreak/>
         <w:drawing>
           <wp:inline distT="0" distB="0" distL="0" distR="0" wp14:anchorId="5D3BD0A3" wp14:editId="2D7743F0">
             <wp:extent cx="4744995" cy="1877285"/>
@@ -2085,7 +2086,6 @@
           <w:sz w:val="28"/>
           <w:szCs w:val="28"/>
         </w:rPr>
-        <w:lastRenderedPageBreak/>
         <w:drawing>
           <wp:inline distT="0" distB="0" distL="0" distR="0" wp14:anchorId="5270AC5F" wp14:editId="00A8BE3E">
             <wp:extent cx="4835611" cy="2869972"/>
@@ -2265,6 +2265,7 @@
           <w:sz w:val="28"/>
           <w:szCs w:val="28"/>
         </w:rPr>
+        <w:lastRenderedPageBreak/>
         <w:t>R</w:t>
       </w:r>
       <w:r>
@@ -2276,6 +2277,7 @@
       </w:r>
       <w:r>
         <w:rPr>
+          <w:noProof/>
           <w:sz w:val="28"/>
           <w:szCs w:val="28"/>
         </w:rPr>
@@ -2365,12 +2367,11 @@
           <w:sz w:val="28"/>
           <w:szCs w:val="28"/>
         </w:rPr>
-        <w:lastRenderedPageBreak/>
         <w:drawing>
-          <wp:inline distT="0" distB="0" distL="0" distR="0" wp14:anchorId="01E793F1" wp14:editId="7EC83C19">
-            <wp:extent cx="5156886" cy="2786981"/>
-            <wp:effectExtent l="0" t="0" r="5715" b="0"/>
-            <wp:docPr id="20" name="Picture 20"/>
+          <wp:inline distT="0" distB="0" distL="0" distR="0" wp14:anchorId="161EEC44" wp14:editId="576E4954">
+            <wp:extent cx="5731510" cy="3158490"/>
+            <wp:effectExtent l="0" t="0" r="2540" b="3810"/>
+            <wp:docPr id="28" name="Picture 28"/>
             <wp:cNvGraphicFramePr>
               <a:graphicFrameLocks xmlns:a="http://schemas.openxmlformats.org/drawingml/2006/main" noChangeAspect="1"/>
             </wp:cNvGraphicFramePr>
@@ -2390,7 +2391,7 @@
                   <pic:spPr>
                     <a:xfrm>
                       <a:off x="0" y="0"/>
-                      <a:ext cx="5165079" cy="2791409"/>
+                      <a:ext cx="5731510" cy="3158490"/>
                     </a:xfrm>
                     <a:prstGeom prst="rect">
                       <a:avLst/>
@@ -2442,9 +2443,11 @@
       </w:pPr>
       <w:r>
         <w:rPr>
-          <w:sz w:val="28"/>
-          <w:szCs w:val="28"/>
-        </w:rPr>
+          <w:noProof/>
+          <w:sz w:val="28"/>
+          <w:szCs w:val="28"/>
+        </w:rPr>
+        <w:lastRenderedPageBreak/>
         <w:drawing>
           <wp:inline distT="0" distB="0" distL="0" distR="0" wp14:anchorId="2AEE2080" wp14:editId="00ACEAC2">
             <wp:extent cx="5082746" cy="2138177"/>
@@ -2492,6 +2495,7 @@
       </w:pPr>
       <w:r>
         <w:rPr>
+          <w:noProof/>
           <w:sz w:val="28"/>
           <w:szCs w:val="28"/>
         </w:rPr>
@@ -2596,7 +2600,6 @@
           <w:szCs w:val="28"/>
           <w:lang w:eastAsia="en-GB"/>
         </w:rPr>
-        <w:lastRenderedPageBreak/>
         <w:t xml:space="preserve">Develop the loyalty rewards page. </w:t>
       </w:r>
     </w:p>
@@ -2722,9 +2725,11 @@
       </w:pPr>
       <w:r>
         <w:rPr>
-          <w:sz w:val="28"/>
-          <w:szCs w:val="28"/>
-        </w:rPr>
+          <w:noProof/>
+          <w:sz w:val="28"/>
+          <w:szCs w:val="28"/>
+        </w:rPr>
+        <w:lastRenderedPageBreak/>
         <w:drawing>
           <wp:inline distT="0" distB="0" distL="0" distR="0" wp14:anchorId="4F7AA01D" wp14:editId="2E5D49E9">
             <wp:extent cx="2534004" cy="2467319"/>
@@ -2783,6 +2788,7 @@
       </w:r>
       <w:r>
         <w:rPr>
+          <w:noProof/>
           <w:sz w:val="28"/>
           <w:szCs w:val="28"/>
         </w:rPr>
@@ -2842,26 +2848,16 @@
         </w:rPr>
         <w:t xml:space="preserve">Worked on the basket products page to improve item handling and display </w:t>
       </w:r>
-    </w:p>
-    <w:p>
-      <w:pPr>
-        <w:pStyle w:val="ListParagraph"/>
-        <w:rPr>
-          <w:sz w:val="28"/>
-          <w:szCs w:val="28"/>
-        </w:rPr>
-      </w:pPr>
-      <w:r>
-        <w:rPr>
-          <w:sz w:val="28"/>
-          <w:szCs w:val="28"/>
-        </w:rPr>
-        <w:lastRenderedPageBreak/>
+      <w:r>
+        <w:rPr>
+          <w:sz w:val="28"/>
+          <w:szCs w:val="28"/>
+        </w:rPr>
         <w:drawing>
-          <wp:inline distT="0" distB="0" distL="0" distR="0" wp14:anchorId="335939CA" wp14:editId="3F81FAA1">
-            <wp:extent cx="5731510" cy="2720340"/>
-            <wp:effectExtent l="0" t="0" r="2540" b="3810"/>
-            <wp:docPr id="25" name="Picture 25"/>
+          <wp:inline distT="0" distB="0" distL="0" distR="0" wp14:anchorId="4264E5A4" wp14:editId="6DFB4735">
+            <wp:extent cx="5731510" cy="2543175"/>
+            <wp:effectExtent l="0" t="0" r="2540" b="9525"/>
+            <wp:docPr id="31" name="Picture 31"/>
             <wp:cNvGraphicFramePr>
               <a:graphicFrameLocks xmlns:a="http://schemas.openxmlformats.org/drawingml/2006/main" noChangeAspect="1"/>
             </wp:cNvGraphicFramePr>
@@ -2881,7 +2877,7 @@
                   <pic:spPr>
                     <a:xfrm>
                       <a:off x="0" y="0"/>
-                      <a:ext cx="5731510" cy="2720340"/>
+                      <a:ext cx="5731510" cy="2543175"/>
                     </a:xfrm>
                     <a:prstGeom prst="rect">
                       <a:avLst/>
@@ -2906,6 +2902,15 @@
     <w:p>
       <w:pPr>
         <w:pStyle w:val="ListParagraph"/>
+        <w:rPr>
+          <w:sz w:val="28"/>
+          <w:szCs w:val="28"/>
+        </w:rPr>
+      </w:pPr>
+    </w:p>
+    <w:p>
+      <w:pPr>
+        <w:pStyle w:val="ListParagraph"/>
         <w:numPr>
           <w:ilvl w:val="0"/>
           <w:numId w:val="5"/>
@@ -2920,18 +2925,28 @@
           <w:sz w:val="28"/>
           <w:szCs w:val="28"/>
         </w:rPr>
+        <w:lastRenderedPageBreak/>
         <w:t xml:space="preserve"> Improved the order products page to enhance order tracking and structure </w:t>
       </w:r>
+    </w:p>
+    <w:p>
+      <w:pPr>
+        <w:pStyle w:val="ListParagraph"/>
+        <w:rPr>
+          <w:sz w:val="28"/>
+          <w:szCs w:val="28"/>
+        </w:rPr>
+      </w:pPr>
       <w:r>
         <w:rPr>
           <w:sz w:val="28"/>
           <w:szCs w:val="28"/>
         </w:rPr>
         <w:drawing>
-          <wp:inline distT="0" distB="0" distL="0" distR="0" wp14:anchorId="57BA6B6B" wp14:editId="54316B4E">
-            <wp:extent cx="5731510" cy="2131060"/>
-            <wp:effectExtent l="0" t="0" r="2540" b="2540"/>
-            <wp:docPr id="26" name="Picture 26"/>
+          <wp:inline distT="0" distB="0" distL="0" distR="0" wp14:anchorId="6280E7DF" wp14:editId="1D96D9B3">
+            <wp:extent cx="5731510" cy="2237105"/>
+            <wp:effectExtent l="0" t="0" r="2540" b="0"/>
+            <wp:docPr id="29" name="Picture 29"/>
             <wp:cNvGraphicFramePr>
               <a:graphicFrameLocks xmlns:a="http://schemas.openxmlformats.org/drawingml/2006/main" noChangeAspect="1"/>
             </wp:cNvGraphicFramePr>
@@ -2951,7 +2966,7 @@
                   <pic:spPr>
                     <a:xfrm>
                       <a:off x="0" y="0"/>
-                      <a:ext cx="5731510" cy="2131060"/>
+                      <a:ext cx="5731510" cy="2237105"/>
                     </a:xfrm>
                     <a:prstGeom prst="rect">
                       <a:avLst/>
@@ -4176,6 +4191,7 @@
   </w:compat>
   <w:rsids>
     <w:rsidRoot w:val="00A6177E"/>
+    <w:rsid w:val="00461F7F"/>
     <w:rsid w:val="00771160"/>
     <w:rsid w:val="0079653E"/>
     <w:rsid w:val="00A6177E"/>
